--- a/por/docx/005.content.docx
+++ b/por/docx/005.content.docx
@@ -173,6 +173,354 @@
         <w:rPr>
           <w:lang w:val="pt_PT" w:bidi="pt_PT"/>
         </w:rPr>
+        <w:t>Dã</w:t>
+      </w:r>
+      <w:r>
+        <w:rPr>
+          <w:lang w:val="pt_PT" w:bidi="pt_PT"/>
+        </w:rPr>
+      </w:r>
+    </w:p>
+    <w:p>
+      <w:pPr/>
+      <w:r>
+        <w:rPr>
+          <w:lang w:val="pt_PT" w:bidi="pt_PT"/>
+        </w:rPr>
+      </w:r>
+      <w:r>
+        <w:rPr>
+          <w:lang w:val="pt_PT" w:bidi="pt_PT"/>
+        </w:rPr>
+        <w:t>O filho mais velho de Jacó e Bila. Na língua hebraica, o nome Dã significa ele julgou. Sua linhagem familiar tornou-se uma tribo de Israel. Dã era também o nome da principal cidade da tribo de Dã. Ficava perto do Monte Hermon e era uma das partes mais ao norte de Israel.</w:t>
+      </w:r>
+      <w:r>
+        <w:rPr>
+          <w:lang w:val="pt_PT" w:bidi="pt_PT"/>
+        </w:rPr>
+      </w:r>
+      <w:r>
+        <w:rPr>
+          <w:lang w:val="pt_PT" w:bidi="pt_PT"/>
+        </w:rPr>
+      </w:r>
+    </w:p>
+    <w:p>
+      <w:pPr/>
+      <w:r>
+        <w:rPr>
+          <w:lang w:val="pt_PT" w:bidi="pt_PT"/>
+        </w:rPr>
+      </w:r>
+    </w:p>
+    <w:p>
+      <w:pPr>
+        <w:pStyle w:val="Heading2"/>
+      </w:pPr>
+      <w:r>
+        <w:rPr>
+          <w:lang w:val="pt_PT" w:bidi="pt_PT"/>
+        </w:rPr>
+        <w:t>Dagon</w:t>
+      </w:r>
+      <w:r>
+        <w:rPr>
+          <w:lang w:val="pt_PT" w:bidi="pt_PT"/>
+        </w:rPr>
+      </w:r>
+    </w:p>
+    <w:p>
+      <w:pPr/>
+      <w:r>
+        <w:rPr>
+          <w:lang w:val="pt_PT" w:bidi="pt_PT"/>
+        </w:rPr>
+      </w:r>
+      <w:r>
+        <w:rPr>
+          <w:lang w:val="pt_PT" w:bidi="pt_PT"/>
+        </w:rPr>
+        <w:t>Um falso deus adorado por grupos de pessoas em e ao redor de Canaã. Na língua hebraica, a palavra Dagon significa grão. Dagon era entendido como o pai de Baal.</w:t>
+      </w:r>
+      <w:r>
+        <w:rPr>
+          <w:lang w:val="pt_PT" w:bidi="pt_PT"/>
+        </w:rPr>
+      </w:r>
+      <w:r>
+        <w:rPr>
+          <w:lang w:val="pt_PT" w:bidi="pt_PT"/>
+        </w:rPr>
+      </w:r>
+    </w:p>
+    <w:p>
+      <w:pPr/>
+      <w:r>
+        <w:rPr>
+          <w:lang w:val="pt_PT" w:bidi="pt_PT"/>
+        </w:rPr>
+      </w:r>
+    </w:p>
+    <w:p>
+      <w:pPr>
+        <w:pStyle w:val="Heading2"/>
+      </w:pPr>
+      <w:r>
+        <w:rPr>
+          <w:lang w:val="pt_PT" w:bidi="pt_PT"/>
+        </w:rPr>
+        <w:t>Dalila</w:t>
+      </w:r>
+      <w:r>
+        <w:rPr>
+          <w:lang w:val="pt_PT" w:bidi="pt_PT"/>
+        </w:rPr>
+      </w:r>
+    </w:p>
+    <w:p>
+      <w:pPr/>
+      <w:r>
+        <w:rPr>
+          <w:lang w:val="pt_PT" w:bidi="pt_PT"/>
+        </w:rPr>
+      </w:r>
+      <w:r>
+        <w:rPr>
+          <w:lang w:val="pt_PT" w:bidi="pt_PT"/>
+        </w:rPr>
+        <w:t>Uma mulher filisteia por quem Sansão estava apaixonado. Os líderes filisteus a usaram para descobrir o segredo da incrível força de Sansão. Sansão mentiu para ela sobre isso três vezes. Mas Dalila implorou até que Sansão finalmente lhe contou a verdade. Ela recebeu dinheiro por entregar Sansão aos líderes.</w:t>
+      </w:r>
+      <w:r>
+        <w:rPr>
+          <w:lang w:val="pt_PT" w:bidi="pt_PT"/>
+        </w:rPr>
+      </w:r>
+      <w:r>
+        <w:rPr>
+          <w:lang w:val="pt_PT" w:bidi="pt_PT"/>
+        </w:rPr>
+      </w:r>
+    </w:p>
+    <w:p>
+      <w:pPr/>
+      <w:r>
+        <w:rPr>
+          <w:lang w:val="pt_PT" w:bidi="pt_PT"/>
+        </w:rPr>
+      </w:r>
+    </w:p>
+    <w:p>
+      <w:pPr>
+        <w:pStyle w:val="Heading2"/>
+      </w:pPr>
+      <w:r>
+        <w:rPr>
+          <w:lang w:val="pt_PT" w:bidi="pt_PT"/>
+        </w:rPr>
+        <w:t>Damasco</w:t>
+      </w:r>
+      <w:r>
+        <w:rPr>
+          <w:lang w:val="pt_PT" w:bidi="pt_PT"/>
+        </w:rPr>
+      </w:r>
+    </w:p>
+    <w:p>
+      <w:pPr/>
+      <w:r>
+        <w:rPr>
+          <w:lang w:val="pt_PT" w:bidi="pt_PT"/>
+        </w:rPr>
+      </w:r>
+      <w:r>
+        <w:rPr>
+          <w:lang w:val="pt_PT" w:bidi="pt_PT"/>
+        </w:rPr>
+        <w:t>A capital do reino ao norte da terra de Israel. Está no país agora chamado Síria. Por muitos anos foi uma cidade dos arameus. Fica a cerca de 300 km ao norte de Jerusalém.</w:t>
+      </w:r>
+      <w:r>
+        <w:rPr>
+          <w:lang w:val="pt_PT" w:bidi="pt_PT"/>
+        </w:rPr>
+      </w:r>
+      <w:r>
+        <w:rPr>
+          <w:lang w:val="pt_PT" w:bidi="pt_PT"/>
+        </w:rPr>
+      </w:r>
+    </w:p>
+    <w:p>
+      <w:pPr/>
+      <w:r>
+        <w:rPr>
+          <w:lang w:val="pt_PT" w:bidi="pt_PT"/>
+        </w:rPr>
+      </w:r>
+    </w:p>
+    <w:p>
+      <w:pPr>
+        <w:pStyle w:val="Heading2"/>
+      </w:pPr>
+      <w:r>
+        <w:rPr>
+          <w:lang w:val="pt_PT" w:bidi="pt_PT"/>
+        </w:rPr>
+        <w:t>Daniel</w:t>
+      </w:r>
+      <w:r>
+        <w:rPr>
+          <w:lang w:val="pt_PT" w:bidi="pt_PT"/>
+        </w:rPr>
+      </w:r>
+    </w:p>
+    <w:p>
+      <w:pPr/>
+      <w:r>
+        <w:rPr>
+          <w:lang w:val="pt_PT" w:bidi="pt_PT"/>
+        </w:rPr>
+      </w:r>
+      <w:r>
+        <w:rPr>
+          <w:lang w:val="pt_PT" w:bidi="pt_PT"/>
+        </w:rPr>
+        <w:t>Um jovem do reino do sul quando Jeoaquim era rei. Ele foi levado de Judá para viver na Babilônia. Ele serviu a vários reis babilônios e persas como sábio e líder do governo. Ele também era chamado de Beltessazar. Ele era um profeta e Deus lhe deu visões e mensagens. Estes estão registrados no livro de Daniel.</w:t>
+      </w:r>
+      <w:r>
+        <w:rPr>
+          <w:lang w:val="pt_PT" w:bidi="pt_PT"/>
+        </w:rPr>
+      </w:r>
+      <w:r>
+        <w:rPr>
+          <w:lang w:val="pt_PT" w:bidi="pt_PT"/>
+        </w:rPr>
+      </w:r>
+    </w:p>
+    <w:p>
+      <w:pPr/>
+      <w:r>
+        <w:rPr>
+          <w:lang w:val="pt_PT" w:bidi="pt_PT"/>
+        </w:rPr>
+      </w:r>
+    </w:p>
+    <w:p>
+      <w:pPr>
+        <w:pStyle w:val="Heading2"/>
+      </w:pPr>
+      <w:r>
+        <w:rPr>
+          <w:lang w:val="pt_PT" w:bidi="pt_PT"/>
+        </w:rPr>
+        <w:t>Dário</w:t>
+      </w:r>
+      <w:r>
+        <w:rPr>
+          <w:lang w:val="pt_PT" w:bidi="pt_PT"/>
+        </w:rPr>
+      </w:r>
+    </w:p>
+    <w:p>
+      <w:pPr/>
+      <w:r>
+        <w:rPr>
+          <w:lang w:val="pt_PT" w:bidi="pt_PT"/>
+        </w:rPr>
+      </w:r>
+      <w:r>
+        <w:rPr>
+          <w:lang w:val="pt_PT" w:bidi="pt_PT"/>
+        </w:rPr>
+        <w:t>Um rei da Pérsia que também era chamado de Dário, o Grande ou Dário I. Deus o usou como uma ferramenta. Dario permitiu que os judeus reconstruíssem o templo.</w:t>
+      </w:r>
+      <w:r>
+        <w:rPr>
+          <w:lang w:val="pt_PT" w:bidi="pt_PT"/>
+        </w:rPr>
+      </w:r>
+      <w:r>
+        <w:rPr>
+          <w:lang w:val="pt_PT" w:bidi="pt_PT"/>
+        </w:rPr>
+      </w:r>
+    </w:p>
+    <w:p>
+      <w:pPr/>
+      <w:r>
+        <w:rPr>
+          <w:lang w:val="pt_PT" w:bidi="pt_PT"/>
+        </w:rPr>
+      </w:r>
+    </w:p>
+    <w:p>
+      <w:pPr>
+        <w:pStyle w:val="Heading2"/>
+      </w:pPr>
+      <w:r>
+        <w:rPr>
+          <w:lang w:val="pt_PT" w:bidi="pt_PT"/>
+        </w:rPr>
+        <w:t>Davi</w:t>
+      </w:r>
+      <w:r>
+        <w:rPr>
+          <w:lang w:val="pt_PT" w:bidi="pt_PT"/>
+        </w:rPr>
+      </w:r>
+    </w:p>
+    <w:p>
+      <w:pPr/>
+      <w:r>
+        <w:rPr>
+          <w:lang w:val="pt_PT" w:bidi="pt_PT"/>
+        </w:rPr>
+      </w:r>
+      <w:r>
+        <w:rPr>
+          <w:lang w:val="pt_PT" w:bidi="pt_PT"/>
+        </w:rPr>
+        <w:t>Um filho de Jessé da tribo de Judá. Ele era da linhagem de Rute. Davi era um pastor quando era jovem. Ele seguiu a Deus fielmente e se tornou o rei mais famoso de Israel. Ele tocava instrumentos e escrevia canções e poemas. Ele foi fiel a Deus e adorava somente a Deus. Todos os reis depois dele foram comparados a ele. Deus fez uma aliança com Davi. (</w:t>
+      </w:r>
+      <w:r>
+        <w:rPr>
+          <w:lang w:val="pt_PT" w:bidi="pt_PT"/>
+        </w:rPr>
+        <w:t>Aliança com Davi</w:t>
+      </w:r>
+      <w:r>
+        <w:rPr>
+          <w:lang w:val="pt_PT" w:bidi="pt_PT"/>
+        </w:rPr>
+        <w:t>)</w:t>
+      </w:r>
+      <w:r>
+        <w:rPr>
+          <w:lang w:val="pt_PT" w:bidi="pt_PT"/>
+        </w:rPr>
+      </w:r>
+      <w:r>
+        <w:rPr>
+          <w:lang w:val="pt_PT" w:bidi="pt_PT"/>
+        </w:rPr>
+      </w:r>
+    </w:p>
+    <w:p>
+      <w:pPr/>
+      <w:r>
+        <w:rPr>
+          <w:lang w:val="pt_PT" w:bidi="pt_PT"/>
+        </w:rPr>
+      </w:r>
+    </w:p>
+    <w:p>
+      <w:pPr>
+        <w:pStyle w:val="Heading2"/>
+      </w:pPr>
+      <w:r>
+        <w:rPr>
+          <w:lang w:val="pt_PT" w:bidi="pt_PT"/>
+        </w:rPr>
         <w:t>d.C.</w:t>
       </w:r>
       <w:r>
@@ -193,354 +541,6 @@
           <w:lang w:val="pt_PT" w:bidi="pt_PT"/>
         </w:rPr>
         <w:t>Uma maneira de descrever todos os anos após o nascimento de Jesus. Em alguns idiomas essa sigla é transcrita como AD, pois na língua latina, Anno Domini (AD), significa "no ano do nosso Senhor".</w:t>
-      </w:r>
-      <w:r>
-        <w:rPr>
-          <w:lang w:val="pt_PT" w:bidi="pt_PT"/>
-        </w:rPr>
-      </w:r>
-      <w:r>
-        <w:rPr>
-          <w:lang w:val="pt_PT" w:bidi="pt_PT"/>
-        </w:rPr>
-      </w:r>
-    </w:p>
-    <w:p>
-      <w:pPr/>
-      <w:r>
-        <w:rPr>
-          <w:lang w:val="pt_PT" w:bidi="pt_PT"/>
-        </w:rPr>
-      </w:r>
-    </w:p>
-    <w:p>
-      <w:pPr>
-        <w:pStyle w:val="Heading2"/>
-      </w:pPr>
-      <w:r>
-        <w:rPr>
-          <w:lang w:val="pt_PT" w:bidi="pt_PT"/>
-        </w:rPr>
-        <w:t>Dã</w:t>
-      </w:r>
-      <w:r>
-        <w:rPr>
-          <w:lang w:val="pt_PT" w:bidi="pt_PT"/>
-        </w:rPr>
-      </w:r>
-    </w:p>
-    <w:p>
-      <w:pPr/>
-      <w:r>
-        <w:rPr>
-          <w:lang w:val="pt_PT" w:bidi="pt_PT"/>
-        </w:rPr>
-      </w:r>
-      <w:r>
-        <w:rPr>
-          <w:lang w:val="pt_PT" w:bidi="pt_PT"/>
-        </w:rPr>
-        <w:t>O filho mais velho de Jacó e Bila. Na língua hebraica, o nome Dã significa ele julgou. Sua linhagem familiar tornou-se uma tribo de Israel. Dã era também o nome da principal cidade da tribo de Dã. Ficava perto do Monte Hermon e era uma das partes mais ao norte de Israel.</w:t>
-      </w:r>
-      <w:r>
-        <w:rPr>
-          <w:lang w:val="pt_PT" w:bidi="pt_PT"/>
-        </w:rPr>
-      </w:r>
-      <w:r>
-        <w:rPr>
-          <w:lang w:val="pt_PT" w:bidi="pt_PT"/>
-        </w:rPr>
-      </w:r>
-    </w:p>
-    <w:p>
-      <w:pPr/>
-      <w:r>
-        <w:rPr>
-          <w:lang w:val="pt_PT" w:bidi="pt_PT"/>
-        </w:rPr>
-      </w:r>
-    </w:p>
-    <w:p>
-      <w:pPr>
-        <w:pStyle w:val="Heading2"/>
-      </w:pPr>
-      <w:r>
-        <w:rPr>
-          <w:lang w:val="pt_PT" w:bidi="pt_PT"/>
-        </w:rPr>
-        <w:t>Dagon</w:t>
-      </w:r>
-      <w:r>
-        <w:rPr>
-          <w:lang w:val="pt_PT" w:bidi="pt_PT"/>
-        </w:rPr>
-      </w:r>
-    </w:p>
-    <w:p>
-      <w:pPr/>
-      <w:r>
-        <w:rPr>
-          <w:lang w:val="pt_PT" w:bidi="pt_PT"/>
-        </w:rPr>
-      </w:r>
-      <w:r>
-        <w:rPr>
-          <w:lang w:val="pt_PT" w:bidi="pt_PT"/>
-        </w:rPr>
-        <w:t>Um falso deus adorado por grupos de pessoas em e ao redor de Canaã. Na língua hebraica, a palavra Dagon significa grão. Dagon era entendido como o pai de Baal.</w:t>
-      </w:r>
-      <w:r>
-        <w:rPr>
-          <w:lang w:val="pt_PT" w:bidi="pt_PT"/>
-        </w:rPr>
-      </w:r>
-      <w:r>
-        <w:rPr>
-          <w:lang w:val="pt_PT" w:bidi="pt_PT"/>
-        </w:rPr>
-      </w:r>
-    </w:p>
-    <w:p>
-      <w:pPr/>
-      <w:r>
-        <w:rPr>
-          <w:lang w:val="pt_PT" w:bidi="pt_PT"/>
-        </w:rPr>
-      </w:r>
-    </w:p>
-    <w:p>
-      <w:pPr>
-        <w:pStyle w:val="Heading2"/>
-      </w:pPr>
-      <w:r>
-        <w:rPr>
-          <w:lang w:val="pt_PT" w:bidi="pt_PT"/>
-        </w:rPr>
-        <w:t>Dalila</w:t>
-      </w:r>
-      <w:r>
-        <w:rPr>
-          <w:lang w:val="pt_PT" w:bidi="pt_PT"/>
-        </w:rPr>
-      </w:r>
-    </w:p>
-    <w:p>
-      <w:pPr/>
-      <w:r>
-        <w:rPr>
-          <w:lang w:val="pt_PT" w:bidi="pt_PT"/>
-        </w:rPr>
-      </w:r>
-      <w:r>
-        <w:rPr>
-          <w:lang w:val="pt_PT" w:bidi="pt_PT"/>
-        </w:rPr>
-        <w:t>Uma mulher filisteia por quem Sansão estava apaixonado. Os líderes filisteus a usaram para descobrir o segredo da incrível força de Sansão. Sansão mentiu para ela sobre isso três vezes. Mas Dalila implorou até que Sansão finalmente lhe contou a verdade. Ela recebeu dinheiro por entregar Sansão aos líderes.</w:t>
-      </w:r>
-      <w:r>
-        <w:rPr>
-          <w:lang w:val="pt_PT" w:bidi="pt_PT"/>
-        </w:rPr>
-      </w:r>
-      <w:r>
-        <w:rPr>
-          <w:lang w:val="pt_PT" w:bidi="pt_PT"/>
-        </w:rPr>
-      </w:r>
-    </w:p>
-    <w:p>
-      <w:pPr/>
-      <w:r>
-        <w:rPr>
-          <w:lang w:val="pt_PT" w:bidi="pt_PT"/>
-        </w:rPr>
-      </w:r>
-    </w:p>
-    <w:p>
-      <w:pPr>
-        <w:pStyle w:val="Heading2"/>
-      </w:pPr>
-      <w:r>
-        <w:rPr>
-          <w:lang w:val="pt_PT" w:bidi="pt_PT"/>
-        </w:rPr>
-        <w:t>Damasco</w:t>
-      </w:r>
-      <w:r>
-        <w:rPr>
-          <w:lang w:val="pt_PT" w:bidi="pt_PT"/>
-        </w:rPr>
-      </w:r>
-    </w:p>
-    <w:p>
-      <w:pPr/>
-      <w:r>
-        <w:rPr>
-          <w:lang w:val="pt_PT" w:bidi="pt_PT"/>
-        </w:rPr>
-      </w:r>
-      <w:r>
-        <w:rPr>
-          <w:lang w:val="pt_PT" w:bidi="pt_PT"/>
-        </w:rPr>
-        <w:t>A capital do reino ao norte da terra de Israel. Está no país agora chamado Síria. Por muitos anos foi uma cidade dos arameus. Fica a cerca de 300 km ao norte de Jerusalém.</w:t>
-      </w:r>
-      <w:r>
-        <w:rPr>
-          <w:lang w:val="pt_PT" w:bidi="pt_PT"/>
-        </w:rPr>
-      </w:r>
-      <w:r>
-        <w:rPr>
-          <w:lang w:val="pt_PT" w:bidi="pt_PT"/>
-        </w:rPr>
-      </w:r>
-    </w:p>
-    <w:p>
-      <w:pPr/>
-      <w:r>
-        <w:rPr>
-          <w:lang w:val="pt_PT" w:bidi="pt_PT"/>
-        </w:rPr>
-      </w:r>
-    </w:p>
-    <w:p>
-      <w:pPr>
-        <w:pStyle w:val="Heading2"/>
-      </w:pPr>
-      <w:r>
-        <w:rPr>
-          <w:lang w:val="pt_PT" w:bidi="pt_PT"/>
-        </w:rPr>
-        <w:t>Daniel</w:t>
-      </w:r>
-      <w:r>
-        <w:rPr>
-          <w:lang w:val="pt_PT" w:bidi="pt_PT"/>
-        </w:rPr>
-      </w:r>
-    </w:p>
-    <w:p>
-      <w:pPr/>
-      <w:r>
-        <w:rPr>
-          <w:lang w:val="pt_PT" w:bidi="pt_PT"/>
-        </w:rPr>
-      </w:r>
-      <w:r>
-        <w:rPr>
-          <w:lang w:val="pt_PT" w:bidi="pt_PT"/>
-        </w:rPr>
-        <w:t>Um jovem do reino do sul quando Jeoaquim era rei. Ele foi levado de Judá para viver na Babilônia. Ele serviu a vários reis babilônios e persas como sábio e líder do governo. Ele também era chamado de Beltessazar. Ele era um profeta e Deus lhe deu visões e mensagens. Estes estão registrados no livro de Daniel.</w:t>
-      </w:r>
-      <w:r>
-        <w:rPr>
-          <w:lang w:val="pt_PT" w:bidi="pt_PT"/>
-        </w:rPr>
-      </w:r>
-      <w:r>
-        <w:rPr>
-          <w:lang w:val="pt_PT" w:bidi="pt_PT"/>
-        </w:rPr>
-      </w:r>
-    </w:p>
-    <w:p>
-      <w:pPr/>
-      <w:r>
-        <w:rPr>
-          <w:lang w:val="pt_PT" w:bidi="pt_PT"/>
-        </w:rPr>
-      </w:r>
-    </w:p>
-    <w:p>
-      <w:pPr>
-        <w:pStyle w:val="Heading2"/>
-      </w:pPr>
-      <w:r>
-        <w:rPr>
-          <w:lang w:val="pt_PT" w:bidi="pt_PT"/>
-        </w:rPr>
-        <w:t>Dário</w:t>
-      </w:r>
-      <w:r>
-        <w:rPr>
-          <w:lang w:val="pt_PT" w:bidi="pt_PT"/>
-        </w:rPr>
-      </w:r>
-    </w:p>
-    <w:p>
-      <w:pPr/>
-      <w:r>
-        <w:rPr>
-          <w:lang w:val="pt_PT" w:bidi="pt_PT"/>
-        </w:rPr>
-      </w:r>
-      <w:r>
-        <w:rPr>
-          <w:lang w:val="pt_PT" w:bidi="pt_PT"/>
-        </w:rPr>
-        <w:t>Um rei da Pérsia que também era chamado de Dário, o Grande ou Dário I. Deus o usou como uma ferramenta. Dario permitiu que os judeus reconstruíssem o templo.</w:t>
-      </w:r>
-      <w:r>
-        <w:rPr>
-          <w:lang w:val="pt_PT" w:bidi="pt_PT"/>
-        </w:rPr>
-      </w:r>
-      <w:r>
-        <w:rPr>
-          <w:lang w:val="pt_PT" w:bidi="pt_PT"/>
-        </w:rPr>
-      </w:r>
-    </w:p>
-    <w:p>
-      <w:pPr/>
-      <w:r>
-        <w:rPr>
-          <w:lang w:val="pt_PT" w:bidi="pt_PT"/>
-        </w:rPr>
-      </w:r>
-    </w:p>
-    <w:p>
-      <w:pPr>
-        <w:pStyle w:val="Heading2"/>
-      </w:pPr>
-      <w:r>
-        <w:rPr>
-          <w:lang w:val="pt_PT" w:bidi="pt_PT"/>
-        </w:rPr>
-        <w:t>Davi</w:t>
-      </w:r>
-      <w:r>
-        <w:rPr>
-          <w:lang w:val="pt_PT" w:bidi="pt_PT"/>
-        </w:rPr>
-      </w:r>
-    </w:p>
-    <w:p>
-      <w:pPr/>
-      <w:r>
-        <w:rPr>
-          <w:lang w:val="pt_PT" w:bidi="pt_PT"/>
-        </w:rPr>
-      </w:r>
-      <w:r>
-        <w:rPr>
-          <w:lang w:val="pt_PT" w:bidi="pt_PT"/>
-        </w:rPr>
-        <w:t>Um filho de Jessé da tribo de Judá. Ele era da linhagem de Rute. Davi era um pastor quando era jovem. Ele seguiu a Deus fielmente e se tornou o rei mais famoso de Israel. Ele tocava instrumentos e escrevia canções e poemas. Ele foi fiel a Deus e adorava somente a Deus. Todos os reis depois dele foram comparados a ele. Deus fez uma aliança com Davi. (</w:t>
-      </w:r>
-      <w:r>
-        <w:rPr>
-          <w:lang w:val="pt_PT" w:bidi="pt_PT"/>
-        </w:rPr>
-        <w:t>Aliança com Davi</w:t>
-      </w:r>
-      <w:r>
-        <w:rPr>
-          <w:lang w:val="pt_PT" w:bidi="pt_PT"/>
-        </w:rPr>
-        <w:t>)</w:t>
       </w:r>
       <w:r>
         <w:rPr>
